--- a/docs/manual-admin.docx
+++ b/docs/manual-admin.docx
@@ -1027,7 +1027,7 @@
                 <w:sz w:val="22"/>
                 <w:szCs w:val="22"/>
               </w:rPr>
-              <w:t xml:space="preserve">ユーザー・会社・面接官管理</w:t>
+              <w:t xml:space="preserve">ユーザー・会社管理</w:t>
             </w:r>
           </w:p>
         </w:tc>
@@ -1345,7 +1345,7 @@
         <w:rPr>
           <w:rFonts w:ascii="Arial" w:cs="Arial" w:eastAsia="Arial" w:hAnsi="Arial"/>
         </w:rPr>
-        <w:t xml:space="preserve">削除：退職者などはユーザー管理から削除</w:t>
+        <w:t xml:space="preserve">Slack Member IDの登録：ユーザーごとにSlack Member IDを入力すると面談確定通知でメンションが飛ぶ</w:t>
       </w:r>
     </w:p>
     <w:p>
@@ -1358,7 +1358,181 @@
         <w:pStyle w:val="Heading2"/>
       </w:pPr>
       <w:r>
-        <w:t xml:space="preserve">会社・面接官管理</w:t>
+        <w:t xml:space="preserve">面接官の登録方法（社内 / 社外の使い分け）</w:t>
+      </w:r>
+    </w:p>
+    <w:p>
+      <w:pPr>
+        <w:spacing w:after="160"/>
+      </w:pPr>
+      <w:r>
+        <w:rPr>
+          <w:rFonts w:ascii="Arial" w:cs="Arial" w:eastAsia="Arial" w:hAnsi="Arial"/>
+          <w:b/>
+          <w:bCs/>
+        </w:rPr>
+        <w:t xml:space="preserve">面接官は関わり方によって登録先を使い分けます。</w:t>
+      </w:r>
+    </w:p>
+    <w:p>
+      <w:pPr>
+        <w:spacing w:after="120"/>
+      </w:pPr>
+    </w:p>
+    <w:p>
+      <w:pPr>
+        <w:spacing w:after="160"/>
+      </w:pPr>
+      <w:r>
+        <w:rPr>
+          <w:rFonts w:ascii="Arial" w:cs="Arial" w:eastAsia="Arial" w:hAnsi="Arial"/>
+          <w:b/>
+          <w:bCs/>
+        </w:rPr>
+        <w:t xml:space="preserve">社内の面接官（ATSにログインする人）</w:t>
+      </w:r>
+    </w:p>
+    <w:p>
+      <w:pPr>
+        <w:pStyle w:val="ListParagraph"/>
+        <w:numPr>
+          <w:ilvl w:val="0"/>
+          <w:numId w:val="2"/>
+        </w:numPr>
+        <w:spacing w:after="80"/>
+      </w:pPr>
+      <w:r>
+        <w:rPr>
+          <w:rFonts w:ascii="Arial" w:cs="Arial" w:eastAsia="Arial" w:hAnsi="Arial"/>
+        </w:rPr>
+        <w:t xml:space="preserve">設定 → ユーザー管理に「面接官」ロールで登録する</w:t>
+      </w:r>
+    </w:p>
+    <w:p>
+      <w:pPr>
+        <w:pStyle w:val="ListParagraph"/>
+        <w:numPr>
+          <w:ilvl w:val="0"/>
+          <w:numId w:val="2"/>
+        </w:numPr>
+        <w:spacing w:after="80"/>
+      </w:pPr>
+      <w:r>
+        <w:rPr>
+          <w:rFonts w:ascii="Arial" w:cs="Arial" w:eastAsia="Arial" w:hAnsi="Arial"/>
+        </w:rPr>
+        <w:t xml:space="preserve">Slack Member IDも入力しておくと面談確定時にSlackメンションが届く</w:t>
+      </w:r>
+    </w:p>
+    <w:p>
+      <w:pPr>
+        <w:pStyle w:val="ListParagraph"/>
+        <w:numPr>
+          <w:ilvl w:val="0"/>
+          <w:numId w:val="2"/>
+        </w:numPr>
+        <w:spacing w:after="80"/>
+      </w:pPr>
+      <w:r>
+        <w:rPr>
+          <w:rFonts w:ascii="Arial" w:cs="Arial" w:eastAsia="Arial" w:hAnsi="Arial"/>
+        </w:rPr>
+        <w:t xml:space="preserve">候補者の採用フローで面接官を選ぶ際、このユーザーが選択肢に表示される</w:t>
+      </w:r>
+    </w:p>
+    <w:p>
+      <w:pPr>
+        <w:spacing w:after="120"/>
+      </w:pPr>
+    </w:p>
+    <w:p>
+      <w:pPr>
+        <w:spacing w:after="160"/>
+      </w:pPr>
+      <w:r>
+        <w:rPr>
+          <w:rFonts w:ascii="Arial" w:cs="Arial" w:eastAsia="Arial" w:hAnsi="Arial"/>
+          <w:b/>
+          <w:bCs/>
+        </w:rPr>
+        <w:t xml:space="preserve">社外の面接官（ATSにログインしない人）</w:t>
+      </w:r>
+    </w:p>
+    <w:p>
+      <w:pPr>
+        <w:pStyle w:val="ListParagraph"/>
+        <w:numPr>
+          <w:ilvl w:val="0"/>
+          <w:numId w:val="2"/>
+        </w:numPr>
+        <w:spacing w:after="80"/>
+      </w:pPr>
+      <w:r>
+        <w:rPr>
+          <w:rFonts w:ascii="Arial" w:cs="Arial" w:eastAsia="Arial" w:hAnsi="Arial"/>
+        </w:rPr>
+        <w:t xml:space="preserve">設定 → 面接官管理に登録する</w:t>
+      </w:r>
+    </w:p>
+    <w:p>
+      <w:pPr>
+        <w:pStyle w:val="ListParagraph"/>
+        <w:numPr>
+          <w:ilvl w:val="0"/>
+          <w:numId w:val="2"/>
+        </w:numPr>
+        <w:spacing w:after="80"/>
+      </w:pPr>
+      <w:r>
+        <w:rPr>
+          <w:rFonts w:ascii="Arial" w:cs="Arial" w:eastAsia="Arial" w:hAnsi="Arial"/>
+        </w:rPr>
+        <w:t xml:space="preserve">Googleアカウント不要。名前・メール・役職だけ登録すればOK</w:t>
+      </w:r>
+    </w:p>
+    <w:p>
+      <w:pPr>
+        <w:pStyle w:val="ListParagraph"/>
+        <w:numPr>
+          <w:ilvl w:val="0"/>
+          <w:numId w:val="2"/>
+        </w:numPr>
+        <w:spacing w:after="80"/>
+      </w:pPr>
+      <w:r>
+        <w:rPr>
+          <w:rFonts w:ascii="Arial" w:cs="Arial" w:eastAsia="Arial" w:hAnsi="Arial"/>
+        </w:rPr>
+        <w:t xml:space="preserve">Slackメンションは届かないが、Googleカレンダーへの招待は届く（メール登録時）</w:t>
+      </w:r>
+    </w:p>
+    <w:p>
+      <w:pPr>
+        <w:pStyle w:val="ListParagraph"/>
+        <w:numPr>
+          <w:ilvl w:val="0"/>
+          <w:numId w:val="2"/>
+        </w:numPr>
+        <w:spacing w:after="80"/>
+      </w:pPr>
+      <w:r>
+        <w:rPr>
+          <w:rFonts w:ascii="Arial" w:cs="Arial" w:eastAsia="Arial" w:hAnsi="Arial"/>
+        </w:rPr>
+        <w:t xml:space="preserve">過去に在籍していた面接官や、社外取締役・業務委託の方もここに登録</w:t>
+      </w:r>
+    </w:p>
+    <w:p>
+      <w:pPr>
+        <w:spacing w:after="120"/>
+      </w:pPr>
+    </w:p>
+    <w:p>
+      <w:pPr>
+        <w:pStyle w:val="Heading2"/>
+      </w:pPr>
+      <w:r>
+        <w:t xml:space="preserve">会社管理</w:t>
       </w:r>
     </w:p>
     <w:p>
@@ -1379,22 +1553,6 @@
     </w:p>
     <w:p>
       <w:pPr>
-        <w:pStyle w:val="ListParagraph"/>
-        <w:numPr>
-          <w:ilvl w:val="0"/>
-          <w:numId w:val="2"/>
-        </w:numPr>
-        <w:spacing w:after="80"/>
-      </w:pPr>
-      <w:r>
-        <w:rPr>
-          <w:rFonts w:ascii="Arial" w:cs="Arial" w:eastAsia="Arial" w:hAnsi="Arial"/>
-        </w:rPr>
-        <w:t xml:space="preserve">設定 → 面接官管理：面接を担当する人を登録（メール登録でカレンダー招待が届く）</w:t>
-      </w:r>
-    </w:p>
-    <w:p>
-      <w:pPr>
         <w:spacing w:after="120"/>
       </w:pPr>
     </w:p>
@@ -2677,7 +2835,7 @@
         <w:rPr>
           <w:rFonts w:ascii="Arial" w:cs="Arial" w:eastAsia="Arial" w:hAnsi="Arial"/>
         </w:rPr>
-        <w:t xml:space="preserve">Slackに面談確定通知が届く</w:t>
+        <w:t xml:space="preserve">Slackに面談確定通知が届く（ユーザー管理にSlack Member IDが登録されている面接官にはメンションが飛ぶ）</w:t>
       </w:r>
     </w:p>
     <w:p>

--- a/docs/manual-admin.docx
+++ b/docs/manual-admin.docx
@@ -1784,6 +1784,115 @@
         <w:pStyle w:val="Heading1"/>
       </w:pPr>
       <w:r>
+        <w:t xml:space="preserve">求人票生成</w:t>
+      </w:r>
+    </w:p>
+    <w:p>
+      <w:r>
+        <w:t xml:space="preserve">ヘッダーの「求人票」タブから、YOUTRUST／Wantedlyに掲載する求人票をAIで生成できます。THE MOLTSの既存求人3件をデフォルトの参考求人票として学習し、新しいポジション情報をもとに各媒体仕様に最適化された文面を出力します。</w:t>
+      </w:r>
+    </w:p>
+    <w:p>
+      <w:pPr>
+        <w:pStyle w:val="Heading2"/>
+      </w:pPr>
+      <w:r>
+        <w:t xml:space="preserve">操作手順</w:t>
+      </w:r>
+    </w:p>
+    <w:p>
+      <w:pPr>
+        <w:pStyle w:val="ListParagraph"/>
+      </w:pPr>
+      <w:r>
+        <w:t xml:space="preserve">① ヘッダーの「求人票」をクリックして求人票画面を開く</w:t>
+      </w:r>
+    </w:p>
+    <w:p>
+      <w:pPr>
+        <w:pStyle w:val="ListParagraph"/>
+      </w:pPr>
+      <w:r>
+        <w:t xml:space="preserve">② 左カラム上部「参考求人票」で、生成時に学習させたい求人票にチェックを入れる（初期はTHE MOLTS既存3件をプリセット。「+ 追加」から自社の他求人を登録することも可能）</w:t>
+      </w:r>
+    </w:p>
+    <w:p>
+      <w:pPr>
+        <w:pStyle w:val="ListParagraph"/>
+      </w:pPr>
+      <w:r>
+        <w:t xml:space="preserve">③ 「ポジション情報」にポジション名（必須）・雇用形態・募集背景・業務内容・必須スキル（必須）・歓迎スキル・稼働報酬条件を入力</w:t>
+      </w:r>
+    </w:p>
+    <w:p>
+      <w:pPr>
+        <w:pStyle w:val="ListParagraph"/>
+      </w:pPr>
+      <w:r>
+        <w:t xml:space="preserve">④ 「✨ 求人票を生成する」をクリック</w:t>
+      </w:r>
+    </w:p>
+    <w:p>
+      <w:pPr>
+        <w:pStyle w:val="ListParagraph"/>
+      </w:pPr>
+      <w:r>
+        <w:t xml:space="preserve">⑤ 右カラムにYOUTRUST（タイトル40字／詳細2000字）とWantedly（タイトル37字／詳細2000字）が同時生成される。タブで切り替えて確認・微修正</w:t>
+      </w:r>
+    </w:p>
+    <w:p>
+      <w:pPr>
+        <w:pStyle w:val="ListParagraph"/>
+      </w:pPr>
+      <w:r>
+        <w:t xml:space="preserve">⑥ 各媒体の「📋 タイトル＋詳細をコピー」ボタンで【タイトル】／【詳細】（Wantedlyは【ポジション詳細】）形式のテキストをまとめてクリップボードにコピー</w:t>
+      </w:r>
+    </w:p>
+    <w:p>
+      <w:pPr>
+        <w:pStyle w:val="Heading2"/>
+      </w:pPr>
+      <w:r>
+        <w:t xml:space="preserve">注意事項</w:t>
+      </w:r>
+    </w:p>
+    <w:p>
+      <w:pPr>
+        <w:pStyle w:val="ListParagraph"/>
+      </w:pPr>
+      <w:r>
+        <w:t xml:space="preserve">生成にはAPIキー設定が必要（設定 → APIキー）。APIキーは個人のlocalStorageにのみ保存されます</w:t>
+      </w:r>
+    </w:p>
+    <w:p>
+      <w:pPr>
+        <w:pStyle w:val="ListParagraph"/>
+      </w:pPr>
+      <w:r>
+        <w:t xml:space="preserve">文字数カウンタは媒体上限を基準に色分け表示。残り10%以下で警告色、上限超過で赤太字。コピー前に必ず媒体の制限内に収まっているか確認してください</w:t>
+      </w:r>
+    </w:p>
+    <w:p>
+      <w:pPr>
+        <w:pStyle w:val="ListParagraph"/>
+      </w:pPr>
+      <w:r>
+        <w:t xml:space="preserve">生成された文面はあくまでドラフトです。具体数値や固有のエピソードは事実確認の上、必要に応じて編集してから掲載してください</w:t>
+      </w:r>
+    </w:p>
+    <w:p>
+      <w:pPr>
+        <w:pStyle w:val="ListParagraph"/>
+      </w:pPr>
+      <w:r>
+        <w:t xml:space="preserve">参考求人票はGoogleドライブの job_postings.json に保存され、ATSにログインした全メンバー間で共有されます</w:t>
+      </w:r>
+    </w:p>
+    <w:p>
+      <w:pPr>
+        <w:pStyle w:val="Heading1"/>
+      </w:pPr>
+      <w:r>
         <w:t xml:space="preserve">1. ログイン</w:t>
       </w:r>
     </w:p>
